--- a/NUCKY 2.docx
+++ b/NUCKY 2.docx
@@ -14227,13 +14227,14 @@
         <w:pStyle w:val="Heading2"/>
       </w:pPr>
       <w:r>
+        <w:lastRenderedPageBreak/>
         <w:t>5.2 Entity Relationship Diagram (ERD)</w:t>
       </w:r>
     </w:p>
     <w:tbl>
       <w:tblPr>
         <w:tblStyle w:val="af0"/>
-        <w:tblW w:w="9072" w:type="dxa"/>
+        <w:tblW w:w="8926" w:type="dxa"/>
         <w:tblInd w:w="0" w:type="dxa"/>
         <w:tblBorders>
           <w:top w:val="single" w:sz="4" w:space="0" w:color="000000"/>
@@ -14247,15 +14248,16 @@
         <w:tblLook w:val="0000" w:firstRow="0" w:lastRow="0" w:firstColumn="0" w:lastColumn="0" w:noHBand="0" w:noVBand="0"/>
       </w:tblPr>
       <w:tblGrid>
-        <w:gridCol w:w="9072"/>
+        <w:gridCol w:w="8926"/>
       </w:tblGrid>
       <w:tr>
         <w:trPr>
           <w:cantSplit/>
+          <w:trHeight w:val="9517"/>
         </w:trPr>
         <w:tc>
           <w:tcPr>
-            <w:tcW w:w="9072" w:type="dxa"/>
+            <w:tcW w:w="8926" w:type="dxa"/>
             <w:tcBorders>
               <w:top w:val="dashed" w:sz="4" w:space="0" w:color="000000"/>
               <w:left w:val="dashed" w:sz="4" w:space="0" w:color="000000"/>
@@ -14271,74 +14273,61 @@
           </w:tcPr>
           <w:p>
             <w:pPr>
-              <w:spacing w:before="400" w:after="60"/>
-              <w:jc w:val="center"/>
-            </w:pPr>
-          </w:p>
-          <w:p>
-            <w:pPr>
-              <w:spacing w:after="120"/>
-            </w:pPr>
-          </w:p>
-          <w:p>
-            <w:pPr>
-              <w:spacing w:after="120"/>
-            </w:pPr>
-          </w:p>
-          <w:p>
-            <w:pPr>
-              <w:spacing w:after="120"/>
-            </w:pPr>
-          </w:p>
-          <w:p>
-            <w:pPr>
-              <w:spacing w:after="120"/>
-            </w:pPr>
-          </w:p>
-          <w:p>
-            <w:pPr>
-              <w:spacing w:after="120"/>
-            </w:pPr>
-          </w:p>
-          <w:p>
-            <w:pPr>
-              <w:spacing w:after="120"/>
-            </w:pPr>
-          </w:p>
-          <w:p>
-            <w:pPr>
-              <w:spacing w:after="120"/>
-            </w:pPr>
-          </w:p>
-          <w:p>
-            <w:pPr>
-              <w:spacing w:after="120"/>
-            </w:pPr>
-          </w:p>
-          <w:p>
-            <w:pPr>
-              <w:spacing w:after="120"/>
-            </w:pPr>
-          </w:p>
-          <w:p>
-            <w:pPr>
-              <w:spacing w:after="120"/>
-            </w:pPr>
-          </w:p>
-          <w:p>
-            <w:pPr>
-              <w:spacing w:after="120"/>
-            </w:pPr>
-          </w:p>
-          <w:p>
-            <w:pPr>
-              <w:spacing w:after="120"/>
-            </w:pPr>
-          </w:p>
-          <w:p>
-            <w:pPr>
-              <w:spacing w:after="120"/>
-            </w:pPr>
+              <w:spacing w:after="120"/>
+            </w:pPr>
+            <w:r>
+              <w:rPr>
+                <w:noProof/>
+              </w:rPr>
+              <w:drawing>
+                <wp:inline distT="0" distB="0" distL="0" distR="0" wp14:anchorId="477E5342" wp14:editId="783FDC2D">
+                  <wp:extent cx="5608320" cy="4683125"/>
+                  <wp:effectExtent l="0" t="0" r="0" b="3175"/>
+                  <wp:docPr id="1217582618" name="Picture 2"/>
+                  <wp:cNvGraphicFramePr>
+                    <a:graphicFrameLocks xmlns:a="http://schemas.openxmlformats.org/drawingml/2006/main" noChangeAspect="1"/>
+                  </wp:cNvGraphicFramePr>
+                  <a:graphic xmlns:a="http://schemas.openxmlformats.org/drawingml/2006/main">
+                    <a:graphicData uri="http://schemas.openxmlformats.org/drawingml/2006/picture">
+                      <pic:pic xmlns:pic="http://schemas.openxmlformats.org/drawingml/2006/picture">
+                        <pic:nvPicPr>
+                          <pic:cNvPr id="0" name="Picture 2"/>
+                          <pic:cNvPicPr>
+                            <a:picLocks noChangeAspect="1" noChangeArrowheads="1"/>
+                          </pic:cNvPicPr>
+                        </pic:nvPicPr>
+                        <pic:blipFill>
+                          <a:blip r:embed="rId11">
+                            <a:extLst>
+                              <a:ext uri="{28A0092B-C50C-407E-A947-70E740481C1C}">
+                                <a14:useLocalDpi xmlns:a14="http://schemas.microsoft.com/office/drawing/2010/main" val="0"/>
+                              </a:ext>
+                            </a:extLst>
+                          </a:blip>
+                          <a:srcRect/>
+                          <a:stretch>
+                            <a:fillRect/>
+                          </a:stretch>
+                        </pic:blipFill>
+                        <pic:spPr bwMode="auto">
+                          <a:xfrm>
+                            <a:off x="0" y="0"/>
+                            <a:ext cx="5608320" cy="4683125"/>
+                          </a:xfrm>
+                          <a:prstGeom prst="rect">
+                            <a:avLst/>
+                          </a:prstGeom>
+                          <a:noFill/>
+                          <a:ln>
+                            <a:noFill/>
+                          </a:ln>
+                        </pic:spPr>
+                      </pic:pic>
+                    </a:graphicData>
+                  </a:graphic>
+                </wp:inline>
+              </w:drawing>
+            </w:r>
           </w:p>
         </w:tc>
       </w:tr>
@@ -14722,7 +14711,6 @@
               <w:rPr>
                 <w:color w:val="000000"/>
               </w:rPr>
-              <w:lastRenderedPageBreak/>
               <w:t>2</w:t>
             </w:r>
           </w:p>
@@ -14902,6 +14890,7 @@
             <w:tr>
               <w:trPr>
                 <w:gridAfter w:val="1"/>
+                <w:wAfter w:w="5" w:type="dxa"/>
                 <w:tblCellSpacing w:w="15" w:type="dxa"/>
               </w:trPr>
               <w:tc>
@@ -17675,7 +17664,6 @@
               <w:rPr>
                 <w:color w:val="000000"/>
               </w:rPr>
-              <w:lastRenderedPageBreak/>
               <w:t>4</w:t>
             </w:r>
           </w:p>
@@ -17863,6 +17851,7 @@
               <w:rPr>
                 <w:color w:val="000000"/>
               </w:rPr>
+              <w:lastRenderedPageBreak/>
               <w:t>5</w:t>
             </w:r>
           </w:p>
@@ -18799,7 +18788,7 @@
                           </pic:cNvPicPr>
                         </pic:nvPicPr>
                         <pic:blipFill>
-                          <a:blip r:embed="rId11">
+                          <a:blip r:embed="rId12">
                             <a:extLst>
                               <a:ext uri="{28A0092B-C50C-407E-A947-70E740481C1C}">
                                 <a14:useLocalDpi xmlns:a14="http://schemas.microsoft.com/office/drawing/2010/main" val="0"/>
@@ -23469,7 +23458,7 @@
                           </pic:cNvPicPr>
                         </pic:nvPicPr>
                         <pic:blipFill>
-                          <a:blip r:embed="rId12">
+                          <a:blip r:embed="rId13">
                             <a:extLst>
                               <a:ext uri="{28A0092B-C50C-407E-A947-70E740481C1C}">
                                 <a14:useLocalDpi xmlns:a14="http://schemas.microsoft.com/office/drawing/2010/main" val="0"/>
@@ -25728,7 +25717,63 @@
                 <w:bCs/>
                 <w:color w:val="000000"/>
               </w:rPr>
-              <w:t>No</w:t>
+              <w:t xml:space="preserve">     </w:t>
+            </w:r>
+            <w:r>
+              <w:rPr>
+                <w:b/>
+                <w:bCs/>
+                <w:noProof/>
+                <w:color w:val="000000"/>
+              </w:rPr>
+              <w:drawing>
+                <wp:inline distT="0" distB="0" distL="0" distR="0" wp14:anchorId="2D23245D" wp14:editId="7779232D">
+                  <wp:extent cx="224155" cy="189865"/>
+                  <wp:effectExtent l="0" t="0" r="4445" b="635"/>
+                  <wp:docPr id="2082207112" name="Picture 1"/>
+                  <wp:cNvGraphicFramePr>
+                    <a:graphicFrameLocks xmlns:a="http://schemas.openxmlformats.org/drawingml/2006/main" noChangeAspect="1"/>
+                  </wp:cNvGraphicFramePr>
+                  <a:graphic xmlns:a="http://schemas.openxmlformats.org/drawingml/2006/main">
+                    <a:graphicData uri="http://schemas.openxmlformats.org/drawingml/2006/picture">
+                      <pic:pic xmlns:pic="http://schemas.openxmlformats.org/drawingml/2006/picture">
+                        <pic:nvPicPr>
+                          <pic:cNvPr id="0" name="Picture 1"/>
+                          <pic:cNvPicPr>
+                            <a:picLocks noChangeAspect="1" noChangeArrowheads="1"/>
+                          </pic:cNvPicPr>
+                        </pic:nvPicPr>
+                        <pic:blipFill>
+                          <a:blip r:embed="rId14" cstate="print">
+                            <a:extLst>
+                              <a:ext uri="{28A0092B-C50C-407E-A947-70E740481C1C}">
+                                <a14:useLocalDpi xmlns:a14="http://schemas.microsoft.com/office/drawing/2010/main" val="0"/>
+                              </a:ext>
+                            </a:extLst>
+                          </a:blip>
+                          <a:srcRect/>
+                          <a:stretch>
+                            <a:fillRect/>
+                          </a:stretch>
+                        </pic:blipFill>
+                        <pic:spPr bwMode="auto">
+                          <a:xfrm>
+                            <a:off x="0" y="0"/>
+                            <a:ext cx="224155" cy="189865"/>
+                          </a:xfrm>
+                          <a:prstGeom prst="rect">
+                            <a:avLst/>
+                          </a:prstGeom>
+                          <a:noFill/>
+                          <a:ln>
+                            <a:noFill/>
+                          </a:ln>
+                        </pic:spPr>
+                      </pic:pic>
+                    </a:graphicData>
+                  </a:graphic>
+                </wp:inline>
+              </w:drawing>
             </w:r>
           </w:p>
         </w:tc>
@@ -26045,7 +26090,15 @@
             </w:r>
             <w:proofErr w:type="spellEnd"/>
             <w:r>
-              <w:t xml:space="preserve"> akses </w:t>
+              <w:t xml:space="preserve"> </w:t>
+            </w:r>
+            <w:proofErr w:type="spellStart"/>
+            <w:r>
+              <w:t>akses</w:t>
+            </w:r>
+            <w:proofErr w:type="spellEnd"/>
+            <w:r>
+              <w:t xml:space="preserve"> </w:t>
             </w:r>
             <w:proofErr w:type="spellStart"/>
             <w:r>
@@ -26932,7 +26985,7 @@
     <w:tbl>
       <w:tblPr>
         <w:tblStyle w:val="aff0"/>
-        <w:tblW w:w="9072" w:type="dxa"/>
+        <w:tblW w:w="13603" w:type="dxa"/>
         <w:tblInd w:w="0" w:type="dxa"/>
         <w:tblBorders>
           <w:top w:val="single" w:sz="4" w:space="0" w:color="000000"/>
@@ -26948,7 +27001,7 @@
       <w:tblGrid>
         <w:gridCol w:w="1400"/>
         <w:gridCol w:w="3800"/>
-        <w:gridCol w:w="3872"/>
+        <w:gridCol w:w="8403"/>
       </w:tblGrid>
       <w:tr>
         <w:trPr>
@@ -27050,7 +27103,7 @@
         </w:tc>
         <w:tc>
           <w:tcPr>
-            <w:tcW w:w="3872" w:type="dxa"/>
+            <w:tcW w:w="8403" w:type="dxa"/>
             <w:tcBorders>
               <w:top w:val="single" w:sz="4" w:space="0" w:color="000000"/>
               <w:left w:val="single" w:sz="4" w:space="0" w:color="000000"/>
@@ -27260,7 +27313,7 @@
         </w:tc>
         <w:tc>
           <w:tcPr>
-            <w:tcW w:w="3872" w:type="dxa"/>
+            <w:tcW w:w="8403" w:type="dxa"/>
             <w:tcBorders>
               <w:top w:val="single" w:sz="4" w:space="0" w:color="000000"/>
               <w:left w:val="single" w:sz="4" w:space="0" w:color="000000"/>
@@ -27379,7 +27432,7 @@
         </w:tc>
         <w:tc>
           <w:tcPr>
-            <w:tcW w:w="3872" w:type="dxa"/>
+            <w:tcW w:w="8403" w:type="dxa"/>
             <w:tcBorders>
               <w:top w:val="single" w:sz="4" w:space="0" w:color="000000"/>
               <w:left w:val="single" w:sz="4" w:space="0" w:color="000000"/>
@@ -27472,7 +27525,7 @@
         </w:tc>
         <w:tc>
           <w:tcPr>
-            <w:tcW w:w="3872" w:type="dxa"/>
+            <w:tcW w:w="8403" w:type="dxa"/>
             <w:tcBorders>
               <w:top w:val="single" w:sz="4" w:space="0" w:color="000000"/>
               <w:left w:val="single" w:sz="4" w:space="0" w:color="000000"/>
@@ -27581,7 +27634,7 @@
         </w:tc>
         <w:tc>
           <w:tcPr>
-            <w:tcW w:w="3872" w:type="dxa"/>
+            <w:tcW w:w="8403" w:type="dxa"/>
             <w:tcBorders>
               <w:top w:val="single" w:sz="4" w:space="0" w:color="000000"/>
               <w:left w:val="single" w:sz="4" w:space="0" w:color="000000"/>
@@ -27809,7 +27862,7 @@
         </w:tc>
         <w:tc>
           <w:tcPr>
-            <w:tcW w:w="3872" w:type="dxa"/>
+            <w:tcW w:w="8403" w:type="dxa"/>
             <w:tcBorders>
               <w:top w:val="single" w:sz="4" w:space="0" w:color="000000"/>
               <w:left w:val="single" w:sz="4" w:space="0" w:color="000000"/>
@@ -27934,7 +27987,7 @@
         </w:tc>
         <w:tc>
           <w:tcPr>
-            <w:tcW w:w="3872" w:type="dxa"/>
+            <w:tcW w:w="8403" w:type="dxa"/>
             <w:tcBorders>
               <w:top w:val="single" w:sz="4" w:space="0" w:color="000000"/>
               <w:left w:val="single" w:sz="4" w:space="0" w:color="000000"/>
@@ -28061,7 +28114,7 @@
         </w:tc>
         <w:tc>
           <w:tcPr>
-            <w:tcW w:w="3872" w:type="dxa"/>
+            <w:tcW w:w="8403" w:type="dxa"/>
             <w:tcBorders>
               <w:top w:val="single" w:sz="4" w:space="0" w:color="000000"/>
               <w:left w:val="single" w:sz="4" w:space="0" w:color="000000"/>
@@ -28188,7 +28241,7 @@
         </w:tc>
         <w:tc>
           <w:tcPr>
-            <w:tcW w:w="3872" w:type="dxa"/>
+            <w:tcW w:w="8403" w:type="dxa"/>
             <w:tcBorders>
               <w:top w:val="single" w:sz="4" w:space="0" w:color="000000"/>
               <w:left w:val="single" w:sz="4" w:space="0" w:color="000000"/>
@@ -28259,7 +28312,6 @@
         <w:pStyle w:val="Heading2"/>
       </w:pPr>
       <w:r>
-        <w:lastRenderedPageBreak/>
         <w:t xml:space="preserve">8.5 </w:t>
       </w:r>
       <w:proofErr w:type="spellStart"/>
@@ -28700,6 +28752,7 @@
               <w:rPr>
                 <w:color w:val="000000"/>
               </w:rPr>
+              <w:lastRenderedPageBreak/>
               <w:t>2</w:t>
             </w:r>
           </w:p>
@@ -29017,10 +29070,7 @@
             </w:r>
             <w:proofErr w:type="spellStart"/>
             <w:r>
-              <w:t>Transaks</w:t>
-            </w:r>
-            <w:r>
-              <w:t>i</w:t>
+              <w:t>Transaksi</w:t>
             </w:r>
             <w:proofErr w:type="spellEnd"/>
           </w:p>
@@ -30249,8 +30299,8 @@
       </w:pPr>
     </w:p>
     <w:sectPr>
-      <w:headerReference w:type="default" r:id="rId13"/>
-      <w:footerReference w:type="default" r:id="rId14"/>
+      <w:headerReference w:type="default" r:id="rId15"/>
+      <w:footerReference w:type="default" r:id="rId16"/>
       <w:pgSz w:w="11906" w:h="16838"/>
       <w:pgMar w:top="1417" w:right="1417" w:bottom="1417" w:left="1417" w:header="708" w:footer="708" w:gutter="0"/>
       <w:pgNumType w:start="1"/>
@@ -32190,28 +32240,28 @@
 </file>
 
 <file path=customXml/item1.xml><?xml version="1.0" encoding="utf-8"?>
+<b:Sources xmlns:b="http://schemas.openxmlformats.org/officeDocument/2006/bibliography" xmlns="http://schemas.openxmlformats.org/officeDocument/2006/bibliography" SelectedStyle="\APASixthEditionOfficeOnline.xsl" StyleName="APA" Version="6"/>
+</file>
+
+<file path=customXml/item2.xml><?xml version="1.0" encoding="utf-8"?>
 <go:gDocsCustomXmlDataStorage xmlns:go="http://customooxmlschemas.google.com/" xmlns:r="http://schemas.openxmlformats.org/officeDocument/2006/relationships" uri="GoogleDocsCustomDataVersion2">
   <go:docsCustomData xmlns:go="http://customooxmlschemas.google.com/" roundtripDataSignature="AMtx7mgJG1yBLe2sUvahe4OdtBotOd5INQ==">CgMxLjA4AHIhMVp0OWVPNFFnQXM1SHhRQWRRUzVqSkVqTVJXQ09ZS0Nw</go:docsCustomData>
 </go:gDocsCustomXmlDataStorage>
 </file>
 
-<file path=customXml/item2.xml><?xml version="1.0" encoding="utf-8"?>
-<b:Sources xmlns:b="http://schemas.openxmlformats.org/officeDocument/2006/bibliography" xmlns="http://schemas.openxmlformats.org/officeDocument/2006/bibliography" SelectedStyle="\APASixthEditionOfficeOnline.xsl" StyleName="APA" Version="6"/>
+<file path=customXml/itemProps1.xml><?xml version="1.0" encoding="utf-8"?>
+<ds:datastoreItem xmlns:ds="http://schemas.openxmlformats.org/officeDocument/2006/customXml" ds:itemID="{55AF1C3E-EBA4-4576-B487-286FCF705FF7}">
+  <ds:schemaRefs>
+    <ds:schemaRef ds:uri="http://schemas.openxmlformats.org/officeDocument/2006/bibliography"/>
+  </ds:schemaRefs>
+</ds:datastoreItem>
 </file>
 
-<file path=customXml/itemProps1.xml><?xml version="1.0" encoding="utf-8"?>
+<file path=customXml/itemProps2.xml><?xml version="1.0" encoding="utf-8"?>
 <ds:datastoreItem xmlns:ds="http://schemas.openxmlformats.org/officeDocument/2006/customXml" ds:itemID="{11111111-1234-1234-1234-123412341234}">
   <ds:schemaRefs>
     <ds:schemaRef ds:uri="http://customooxmlschemas.google.com/"/>
     <ds:schemaRef ds:uri="http://schemas.openxmlformats.org/officeDocument/2006/relationships"/>
   </ds:schemaRefs>
 </ds:datastoreItem>
-</file>
-
-<file path=customXml/itemProps2.xml><?xml version="1.0" encoding="utf-8"?>
-<ds:datastoreItem xmlns:ds="http://schemas.openxmlformats.org/officeDocument/2006/customXml" ds:itemID="{55AF1C3E-EBA4-4576-B487-286FCF705FF7}">
-  <ds:schemaRefs>
-    <ds:schemaRef ds:uri="http://schemas.openxmlformats.org/officeDocument/2006/bibliography"/>
-  </ds:schemaRefs>
-</ds:datastoreItem>
 </file>